--- a/outputs/publication/02_cover_letter.docx
+++ b/outputs/publication/02_cover_letter.docx
@@ -4,7 +4,7 @@
   <w:body>
     <w:p>
       <w:pPr>
-        <w:spacing w:before="0" w:after="240"/>
+        <w:spacing w:after="120"/>
         <w:jc w:val="left"/>
       </w:pPr>
       <w:r>
@@ -19,7 +19,7 @@
     </w:p>
     <w:p>
       <w:pPr>
-        <w:spacing w:before="0" w:after="120"/>
+        <w:spacing w:after="120"/>
         <w:jc w:val="left"/>
       </w:pPr>
       <w:r>
@@ -34,7 +34,7 @@
     </w:p>
     <w:p>
       <w:pPr>
-        <w:spacing w:before="0" w:after="80"/>
+        <w:spacing w:after="120"/>
         <w:jc w:val="left"/>
       </w:pPr>
       <w:r>
@@ -44,12 +44,12 @@
           <w:i w:val="0"/>
           <w:sz w:val="24"/>
         </w:rPr>
-        <w:t>National Medical Journal of India</w:t>
+        <w:t>The National Medical Journal of India</w:t>
       </w:r>
     </w:p>
     <w:p>
       <w:pPr>
-        <w:spacing w:before="0" w:after="320"/>
+        <w:spacing w:after="120"/>
         <w:jc w:val="left"/>
       </w:pPr>
       <w:r>
@@ -59,13 +59,27 @@
           <w:i w:val="0"/>
           <w:sz w:val="24"/>
         </w:rPr>
-        <w:t>All India Institute of Medical Sciences, New Delhi 110029</w:t>
+        <w:t>All India Institute of Medical Sciences</w:t>
       </w:r>
     </w:p>
     <w:p>
       <w:pPr>
-        <w:spacing w:before="0" w:after="120"/>
-        <w:ind w:firstLine="0"/>
+        <w:spacing w:after="240"/>
+        <w:jc w:val="left"/>
+      </w:pPr>
+      <w:r>
+        <w:rPr>
+          <w:rFonts w:ascii="Times New Roman" w:hAnsi="Times New Roman"/>
+          <w:b w:val="0"/>
+          <w:i w:val="0"/>
+          <w:sz w:val="24"/>
+        </w:rPr>
+        <w:t>New Delhi 110029, India</w:t>
+      </w:r>
+    </w:p>
+    <w:p>
+      <w:pPr>
+        <w:spacing w:after="120"/>
         <w:jc w:val="both"/>
       </w:pPr>
       <w:r>
@@ -78,11 +92,9 @@
         <w:t>Dear Editor,</w:t>
       </w:r>
     </w:p>
-    <w:p/>
     <w:p>
       <w:pPr>
-        <w:spacing w:before="0" w:after="120"/>
-        <w:ind w:firstLine="0"/>
+        <w:spacing w:after="120"/>
         <w:jc w:val="both"/>
       </w:pPr>
       <w:r>
@@ -92,13 +104,12 @@
           <w:i w:val="0"/>
           <w:sz w:val="24"/>
         </w:rPr>
-        <w:t>We are pleased to submit our original research article entitled 'Burden of Injuries in India: A State-Level Analysis of Disability-Adjusted Life Years, Mortality Patterns, and Administrative Data Alignment Using GBD 2023 and National Surveillance Sources' for consideration for publication in the National Medical Journal of India.</w:t>
+        <w:t>Please consider our original article, entitled 'Burden of injuries in India from a public health perspective: state-level fatal-non-fatal decomposition, inequality, and surveillance-burden mismatch using GBD 2021 and official Indian secondary data', for publication in The National Medical Journal of India.</w:t>
       </w:r>
     </w:p>
     <w:p>
       <w:pPr>
-        <w:spacing w:before="0" w:after="120"/>
-        <w:ind w:firstLine="0"/>
+        <w:spacing w:after="120"/>
         <w:jc w:val="both"/>
       </w:pPr>
       <w:r>
@@ -108,130 +119,7 @@
           <w:i w:val="0"/>
           <w:sz w:val="24"/>
         </w:rPr>
-        <w:t>Injuries constitute one of India's most neglected public health crises. This manuscript provides the first comprehensive state-level decomposition of injury DALYs in India using the newly released GBD 2023 subnational estimates, integrated with MoRTH and NCRB administrative surveillance data. Our principal contributions are:</w:t>
-      </w:r>
-    </w:p>
-    <w:p>
-      <w:pPr>
-        <w:pStyle w:val="ListBullet"/>
-        <w:spacing w:after="80"/>
-      </w:pPr>
-      <w:r>
-        <w:rPr>
-          <w:rFonts w:ascii="Times New Roman" w:hAnsi="Times New Roman"/>
-          <w:b w:val="0"/>
-          <w:i w:val="0"/>
-          <w:sz w:val="24"/>
-        </w:rPr>
-        <w:t>Quantification of a 2.6-fold inter-state gradient in age-standardised injury DALY rates (2,296–5,972 per 100,000), with Telangana, Chhattisgarh, and Uttarakhand carrying the highest burden.</w:t>
-      </w:r>
-    </w:p>
-    <w:p>
-      <w:pPr>
-        <w:pStyle w:val="ListBullet"/>
-        <w:spacing w:after="80"/>
-      </w:pPr>
-      <w:r>
-        <w:rPr>
-          <w:rFonts w:ascii="Times New Roman" w:hAnsi="Times New Roman"/>
-          <w:b w:val="0"/>
-          <w:i w:val="0"/>
-          <w:sz w:val="24"/>
-        </w:rPr>
-        <w:t>Introduction and validation of the Hidden Disability Burden Index (HDBI) — a novel metric that identifies states where disability burden is disproportionate to mortality, directly informing rehabilitation investment decisions.</w:t>
-      </w:r>
-    </w:p>
-    <w:p>
-      <w:pPr>
-        <w:pStyle w:val="ListBullet"/>
-        <w:spacing w:after="80"/>
-      </w:pPr>
-      <w:r>
-        <w:rPr>
-          <w:rFonts w:ascii="Times New Roman" w:hAnsi="Times New Roman"/>
-          <w:b w:val="0"/>
-          <w:i w:val="0"/>
-          <w:sz w:val="24"/>
-        </w:rPr>
-        <w:t>Demonstration that 18.9% of injury DALYs nationally arise from disability (not death), rising to 51% for falls — a burden component entirely invisible to mortality-centric surveillance.</w:t>
-      </w:r>
-    </w:p>
-    <w:p>
-      <w:pPr>
-        <w:pStyle w:val="ListBullet"/>
-        <w:spacing w:after="80"/>
-      </w:pPr>
-      <w:r>
-        <w:rPr>
-          <w:rFonts w:ascii="Times New Roman" w:hAnsi="Times New Roman"/>
-          <w:b w:val="0"/>
-          <w:i w:val="0"/>
-          <w:sz w:val="24"/>
-        </w:rPr>
-        <w:t>Quantification of inter-state inequality in injury rates (Gini 0.318, 23.6-fold top-to-bottom ratio) comparable in magnitude to economic inequality.</w:t>
-      </w:r>
-    </w:p>
-    <w:p>
-      <w:pPr>
-        <w:pStyle w:val="ListBullet"/>
-        <w:spacing w:after="80"/>
-      </w:pPr>
-      <w:r>
-        <w:rPr>
-          <w:rFonts w:ascii="Times New Roman" w:hAnsi="Times New Roman"/>
-          <w:b w:val="0"/>
-          <w:i w:val="0"/>
-          <w:sz w:val="24"/>
-        </w:rPr>
-        <w:t>Systematic benchmark of MoRTH and NCRB road death records against GBD modelled estimates, exposing rank-order discordance that undermines targeted road safety investment.</w:t>
-      </w:r>
-    </w:p>
-    <w:p>
-      <w:pPr>
-        <w:spacing w:before="0" w:after="120"/>
-        <w:ind w:firstLine="0"/>
-        <w:jc w:val="both"/>
-      </w:pPr>
-      <w:r>
-        <w:rPr>
-          <w:rFonts w:ascii="Times New Roman" w:hAnsi="Times New Roman"/>
-          <w:b w:val="0"/>
-          <w:i w:val="0"/>
-          <w:sz w:val="24"/>
-        </w:rPr>
-        <w:t>The manuscript is original, has not been previously published, and is not under consideration elsewhere. All three authors have read and approved the final version. The study uses only publicly available, aggregate administrative data; no individual-level data were accessed, and institutional ethical review was not required. No conflicts of interest are declared. No external funding was received.</w:t>
-      </w:r>
-    </w:p>
-    <w:p>
-      <w:pPr>
-        <w:spacing w:before="0" w:after="120"/>
-        <w:ind w:firstLine="0"/>
-        <w:jc w:val="both"/>
-      </w:pPr>
-      <w:r>
-        <w:rPr>
-          <w:rFonts w:ascii="Times New Roman" w:hAnsi="Times New Roman"/>
-          <w:b w:val="0"/>
-          <w:i w:val="0"/>
-          <w:sz w:val="24"/>
-        </w:rPr>
-        <w:t>We believe this work addresses a critical gap in India's public health evidence base and will be of direct policy relevance to practitioners, epidemiologists, and policymakers reading NMJI. We would be grateful for the opportunity to have it reviewed.</w:t>
-      </w:r>
-    </w:p>
-    <w:p>
-      <w:pPr>
-        <w:spacing w:before="0" w:after="120"/>
-        <w:ind w:firstLine="0"/>
-        <w:jc w:val="both"/>
-      </w:pPr>
-      <w:r>
-        <w:rPr>
-          <w:rFonts w:ascii="Times New Roman" w:hAnsi="Times New Roman"/>
-          <w:b w:val="0"/>
-          <w:i w:val="0"/>
-          <w:sz w:val="24"/>
-        </w:rPr>
-        <w:t>Possible reviewers with relevant expertise (who have no conflicts with the authors):</w:t>
+        <w:t>The revised submission package was rebuilt after an internal audit and methodological review. Its main contributions are:</w:t>
       </w:r>
     </w:p>
     <w:p>
@@ -245,7 +133,7 @@
           <w:i w:val="0"/>
           <w:sz w:val="24"/>
         </w:rPr>
-        <w:t>Prof. G. Gururaj, NIMHANS Bangalore — injury epidemiology</w:t>
+        <w:t>a state-level summary of injury DALYs, deaths and disability burden using the available GBD 2021 subnational extract;</w:t>
       </w:r>
     </w:p>
     <w:p>
@@ -259,7 +147,7 @@
           <w:i w:val="0"/>
           <w:sz w:val="24"/>
         </w:rPr>
-        <w:t>Dr. R. Dandona, PHFI Hyderabad — GBD India collaborator</w:t>
+        <w:t>an explicit Hidden Disability Burden Index to identify states whose burden is underestimated by mortality-centred surveillance;</w:t>
       </w:r>
     </w:p>
     <w:p>
@@ -273,14 +161,112 @@
           <w:i w:val="0"/>
           <w:sz w:val="24"/>
         </w:rPr>
-        <w:t>Dr. Shailaja Tetali, IIPH Hyderabad — road traffic injuries</w:t>
+        <w:t>a transparent comparison between GBD road burden rankings and MoRTH road-death rankings;</w:t>
       </w:r>
     </w:p>
-    <w:p/>
     <w:p>
       <w:pPr>
-        <w:spacing w:before="0" w:after="120"/>
-        <w:ind w:firstLine="0"/>
+        <w:pStyle w:val="ListBullet"/>
+      </w:pPr>
+      <w:r>
+        <w:rPr>
+          <w:rFonts w:ascii="Times New Roman" w:hAnsi="Times New Roman"/>
+          <w:b w:val="0"/>
+          <w:i w:val="0"/>
+          <w:sz w:val="24"/>
+        </w:rPr>
+        <w:t>a cleaned submission package with indexed references, cited figures, declarations before the reference section, and a separate figures file;</w:t>
+      </w:r>
+    </w:p>
+    <w:p>
+      <w:pPr>
+        <w:pStyle w:val="ListBullet"/>
+      </w:pPr>
+      <w:r>
+        <w:rPr>
+          <w:rFonts w:ascii="Times New Roman" w:hAnsi="Times New Roman"/>
+          <w:b w:val="0"/>
+          <w:i w:val="0"/>
+          <w:sz w:val="24"/>
+        </w:rPr>
+        <w:t>a public repository containing code, processed outputs and submission assets (https://github.com/hssling/injury-india-public-health).</w:t>
+      </w:r>
+    </w:p>
+    <w:p>
+      <w:pPr>
+        <w:spacing w:after="120"/>
+        <w:jc w:val="both"/>
+      </w:pPr>
+      <w:r>
+        <w:rPr>
+          <w:rFonts w:ascii="Times New Roman" w:hAnsi="Times New Roman"/>
+          <w:b w:val="0"/>
+          <w:i w:val="0"/>
+          <w:sz w:val="24"/>
+        </w:rPr>
+        <w:t>The manuscript is original, has not been published elsewhere, and is not under consideration by another journal. It uses only public aggregated secondary data and therefore did not require institutional ethics approval. No external funding was received and no competing interests are declared.</w:t>
+      </w:r>
+    </w:p>
+    <w:p>
+      <w:pPr>
+        <w:spacing w:after="120"/>
+        <w:jc w:val="both"/>
+      </w:pPr>
+      <w:r>
+        <w:rPr>
+          <w:rFonts w:ascii="Times New Roman" w:hAnsi="Times New Roman"/>
+          <w:b w:val="0"/>
+          <w:i w:val="0"/>
+          <w:sz w:val="24"/>
+        </w:rPr>
+        <w:t>Suggested reviewers with relevant expertise and no known conflict are:</w:t>
+      </w:r>
+    </w:p>
+    <w:p>
+      <w:pPr>
+        <w:pStyle w:val="ListBullet"/>
+      </w:pPr>
+      <w:r>
+        <w:rPr>
+          <w:rFonts w:ascii="Times New Roman" w:hAnsi="Times New Roman"/>
+          <w:b w:val="0"/>
+          <w:i w:val="0"/>
+          <w:sz w:val="24"/>
+        </w:rPr>
+        <w:t>Prof. G. Gururaj, Bengaluru, India</w:t>
+      </w:r>
+    </w:p>
+    <w:p>
+      <w:pPr>
+        <w:pStyle w:val="ListBullet"/>
+      </w:pPr>
+      <w:r>
+        <w:rPr>
+          <w:rFonts w:ascii="Times New Roman" w:hAnsi="Times New Roman"/>
+          <w:b w:val="0"/>
+          <w:i w:val="0"/>
+          <w:sz w:val="24"/>
+        </w:rPr>
+        <w:t>Dr. Rakhi Dandona, Hyderabad, India</w:t>
+      </w:r>
+    </w:p>
+    <w:p>
+      <w:pPr>
+        <w:pStyle w:val="ListBullet"/>
+      </w:pPr>
+      <w:r>
+        <w:rPr>
+          <w:rFonts w:ascii="Times New Roman" w:hAnsi="Times New Roman"/>
+          <w:b w:val="0"/>
+          <w:i w:val="0"/>
+          <w:sz w:val="24"/>
+        </w:rPr>
+        <w:t>Dr. Shailaja Tetali, Hyderabad, India</w:t>
+      </w:r>
+    </w:p>
+    <w:p>
+      <w:pPr>
+        <w:spacing w:after="120"/>
         <w:jc w:val="both"/>
       </w:pPr>
       <w:r>
@@ -293,12 +279,9 @@
         <w:t>Yours sincerely,</w:t>
       </w:r>
     </w:p>
-    <w:p/>
-    <w:p/>
     <w:p>
       <w:pPr>
-        <w:spacing w:before="0" w:after="120"/>
-        <w:ind w:firstLine="0"/>
+        <w:spacing w:after="120"/>
         <w:jc w:val="both"/>
       </w:pPr>
       <w:r>
@@ -308,13 +291,12 @@
           <w:i w:val="0"/>
           <w:sz w:val="24"/>
         </w:rPr>
-        <w:t>[Author Name(s)]</w:t>
+        <w:t>Siddalingaiah H S</w:t>
       </w:r>
     </w:p>
     <w:p>
       <w:pPr>
-        <w:spacing w:before="0" w:after="120"/>
-        <w:ind w:firstLine="0"/>
+        <w:spacing w:after="120"/>
         <w:jc w:val="both"/>
       </w:pPr>
       <w:r>
@@ -324,13 +306,12 @@
           <w:i w:val="0"/>
           <w:sz w:val="24"/>
         </w:rPr>
-        <w:t>[Institution], [City], India</w:t>
+        <w:t>Department of Community Medicine, Shridevi Institute of Medical Sciences and Research Hospital, Tumkur, Karnataka, India</w:t>
       </w:r>
     </w:p>
     <w:p>
       <w:pPr>
-        <w:spacing w:before="0" w:after="120"/>
-        <w:ind w:firstLine="0"/>
+        <w:spacing w:after="120"/>
         <w:jc w:val="both"/>
       </w:pPr>
       <w:r>
@@ -340,12 +321,12 @@
           <w:i w:val="0"/>
           <w:sz w:val="24"/>
         </w:rPr>
-        <w:t>[email@institution.ac.in]</w:t>
+        <w:t>hssling@yahoo.com</w:t>
       </w:r>
     </w:p>
     <w:sectPr>
       <w:pgSz w:w="12240" w:h="15840"/>
-      <w:pgMar w:top="1417" w:right="1417" w:bottom="1417" w:left="1701" w:header="720" w:footer="720" w:gutter="0"/>
+      <w:pgMar w:top="1440" w:right="1440" w:bottom="1440" w:left="1440" w:header="720" w:footer="720" w:gutter="0"/>
       <w:cols w:space="720"/>
       <w:docGrid w:linePitch="360"/>
     </w:sectPr>

--- a/outputs/publication/02_cover_letter.docx
+++ b/outputs/publication/02_cover_letter.docx
@@ -4,7 +4,7 @@
   <w:body>
     <w:p>
       <w:pPr>
-        <w:spacing w:after="120"/>
+        <w:spacing w:before="0" w:after="120"/>
         <w:jc w:val="left"/>
       </w:pPr>
       <w:r>
@@ -19,7 +19,7 @@
     </w:p>
     <w:p>
       <w:pPr>
-        <w:spacing w:after="120"/>
+        <w:spacing w:before="0" w:after="120"/>
         <w:jc w:val="left"/>
       </w:pPr>
       <w:r>
@@ -34,7 +34,7 @@
     </w:p>
     <w:p>
       <w:pPr>
-        <w:spacing w:after="120"/>
+        <w:spacing w:before="0" w:after="120"/>
         <w:jc w:val="left"/>
       </w:pPr>
       <w:r>
@@ -49,7 +49,7 @@
     </w:p>
     <w:p>
       <w:pPr>
-        <w:spacing w:after="120"/>
+        <w:spacing w:before="0" w:after="120"/>
         <w:jc w:val="left"/>
       </w:pPr>
       <w:r>
@@ -64,7 +64,7 @@
     </w:p>
     <w:p>
       <w:pPr>
-        <w:spacing w:after="240"/>
+        <w:spacing w:before="0" w:after="240"/>
         <w:jc w:val="left"/>
       </w:pPr>
       <w:r>
@@ -119,7 +119,7 @@
           <w:i w:val="0"/>
           <w:sz w:val="24"/>
         </w:rPr>
-        <w:t>The revised submission package was rebuilt after an internal audit and methodological review. Its main contributions are:</w:t>
+        <w:t>The manuscript makes five main contributions:</w:t>
       </w:r>
     </w:p>
     <w:p>
@@ -133,7 +133,7 @@
           <w:i w:val="0"/>
           <w:sz w:val="24"/>
         </w:rPr>
-        <w:t>a state-level summary of injury DALYs, deaths and disability burden using the available GBD 2021 subnational extract;</w:t>
+        <w:t>it quantifies state-level injury DALY burden across India using the available processed GBD subnational extract;</w:t>
       </w:r>
     </w:p>
     <w:p>
@@ -147,7 +147,7 @@
           <w:i w:val="0"/>
           <w:sz w:val="24"/>
         </w:rPr>
-        <w:t>an explicit Hidden Disability Burden Index to identify states whose burden is underestimated by mortality-centred surveillance;</w:t>
+        <w:t>it distinguishes fatal and non-fatal burden through cause-specific disability fractions;</w:t>
       </w:r>
     </w:p>
     <w:p>
@@ -161,7 +161,7 @@
           <w:i w:val="0"/>
           <w:sz w:val="24"/>
         </w:rPr>
-        <w:t>a transparent comparison between GBD road burden rankings and MoRTH road-death rankings;</w:t>
+        <w:t>it introduces a Hidden Disability Burden Index to identify states whose burden is underestimated by mortality-centred surveillance;</w:t>
       </w:r>
     </w:p>
     <w:p>
@@ -175,7 +175,7 @@
           <w:i w:val="0"/>
           <w:sz w:val="24"/>
         </w:rPr>
-        <w:t>a cleaned submission package with indexed references, cited figures, declarations before the reference section, and a separate figures file;</w:t>
+        <w:t>it quantifies inter-state inequality and documents rank discordance between modelled burden and road-surveillance rankings;</w:t>
       </w:r>
     </w:p>
     <w:p>
@@ -189,7 +189,7 @@
           <w:i w:val="0"/>
           <w:sz w:val="24"/>
         </w:rPr>
-        <w:t>a public repository containing code, processed outputs and submission assets (https://github.com/hssling/injury-india-public-health).</w:t>
+        <w:t>it is accompanied by a public reproducibility repository containing code, processed outputs and submission assets (https://github.com/hssling/injury-india-public-health).</w:t>
       </w:r>
     </w:p>
     <w:p>
@@ -204,7 +204,7 @@
           <w:i w:val="0"/>
           <w:sz w:val="24"/>
         </w:rPr>
-        <w:t>The manuscript is original, has not been published elsewhere, and is not under consideration by another journal. It uses only public aggregated secondary data and therefore did not require institutional ethics approval. No external funding was received and no competing interests are declared.</w:t>
+        <w:t>The work is original, has not been published elsewhere, and is not under consideration by another journal. It uses only public aggregated secondary data, required no ethics approval, received no external funding and has no competing interests.</w:t>
       </w:r>
     </w:p>
     <w:p>
